--- a/bank/task_07/variant_15.docx
+++ b/bank/task_07/variant_15.docx
@@ -4,26 +4,19 @@
   <w:body>
     <w:p>
       <w:pPr>
-        <w:jc w:val="both"/>
         <w:rPr>
-          <w:rFonts w:ascii="Cambria Math" w:hAnsi="Cambria Math"/>
-          <w:sz w:val="24"/>
           <w:szCs w:val="28"/>
         </w:rPr>
       </w:pPr>
       <w:r>
         <w:rPr>
-          <w:rFonts w:ascii="Cambria Math" w:hAnsi="Cambria Math"/>
           <w:bCs/>
-          <w:sz w:val="24"/>
           <w:szCs w:val="28"/>
         </w:rPr>
         <w:t xml:space="preserve">Задание 7. (30) </w:t>
       </w:r>
       <w:r>
         <w:rPr>
-          <w:rFonts w:ascii="Cambria Math" w:hAnsi="Cambria Math"/>
-          <w:sz w:val="24"/>
           <w:szCs w:val="28"/>
         </w:rPr>
         <w:t xml:space="preserve">Арифметическая прогрессия задана условиями: </w:t>
@@ -35,7 +28,6 @@
               <w:rPr>
                 <w:rFonts w:ascii="Cambria Math" w:hAnsi="Cambria Math"/>
                 <w:i/>
-                <w:sz w:val="24"/>
                 <w:szCs w:val="28"/>
               </w:rPr>
             </m:ctrlPr>
@@ -44,7 +36,6 @@
             <m:r>
               <w:rPr>
                 <w:rFonts w:ascii="Cambria Math" w:hAnsi="Cambria Math"/>
-                <w:sz w:val="24"/>
                 <w:szCs w:val="28"/>
               </w:rPr>
               <m:t>a</m:t>
@@ -54,7 +45,6 @@
             <m:r>
               <w:rPr>
                 <w:rFonts w:ascii="Cambria Math" w:hAnsi="Cambria Math"/>
-                <w:sz w:val="24"/>
                 <w:szCs w:val="28"/>
               </w:rPr>
               <m:t>1</m:t>
@@ -64,7 +54,6 @@
         <m:r>
           <w:rPr>
             <w:rFonts w:ascii="Cambria Math" w:hAnsi="Cambria Math"/>
-            <w:sz w:val="24"/>
             <w:szCs w:val="28"/>
           </w:rPr>
           <m:t>=-11</m:t>
@@ -72,23 +61,14 @@
       </m:oMath>
       <w:r>
         <w:rPr>
-          <w:rFonts w:ascii="Cambria Math" w:hAnsi="Cambria Math"/>
-          <w:sz w:val="24"/>
           <w:szCs w:val="28"/>
         </w:rPr>
         <w:t>,</w:t>
       </w:r>
     </w:p>
     <w:p>
-      <w:pPr>
-        <w:rPr>
-          <w:sz w:val="24"/>
-        </w:rPr>
-      </w:pPr>
       <w:r>
         <w:rPr>
-          <w:rFonts w:ascii="Cambria Math" w:hAnsi="Cambria Math"/>
-          <w:sz w:val="24"/>
           <w:szCs w:val="28"/>
         </w:rPr>
         <w:t xml:space="preserve"> </w:t>
@@ -100,7 +80,6 @@
               <w:rPr>
                 <w:rFonts w:ascii="Cambria Math" w:hAnsi="Cambria Math"/>
                 <w:i/>
-                <w:sz w:val="24"/>
                 <w:szCs w:val="28"/>
                 <w:lang w:val="en-US"/>
               </w:rPr>
@@ -110,7 +89,6 @@
             <m:r>
               <w:rPr>
                 <w:rFonts w:ascii="Cambria Math" w:hAnsi="Cambria Math"/>
-                <w:sz w:val="24"/>
                 <w:szCs w:val="28"/>
                 <w:lang w:val="en-US"/>
               </w:rPr>
@@ -121,7 +99,6 @@
             <m:r>
               <w:rPr>
                 <w:rFonts w:ascii="Cambria Math" w:hAnsi="Cambria Math"/>
-                <w:sz w:val="24"/>
                 <w:szCs w:val="28"/>
                 <w:lang w:val="en-US"/>
               </w:rPr>
@@ -130,7 +107,6 @@
             <m:r>
               <w:rPr>
                 <w:rFonts w:ascii="Cambria Math" w:hAnsi="Cambria Math"/>
-                <w:sz w:val="24"/>
                 <w:szCs w:val="28"/>
               </w:rPr>
               <m:t>+1</m:t>
@@ -140,7 +116,6 @@
         <m:r>
           <w:rPr>
             <w:rFonts w:ascii="Cambria Math" w:hAnsi="Cambria Math"/>
-            <w:sz w:val="24"/>
             <w:szCs w:val="28"/>
           </w:rPr>
           <m:t>=</m:t>
@@ -151,7 +126,6 @@
               <w:rPr>
                 <w:rFonts w:ascii="Cambria Math" w:hAnsi="Cambria Math"/>
                 <w:i/>
-                <w:sz w:val="24"/>
                 <w:szCs w:val="28"/>
               </w:rPr>
             </m:ctrlPr>
@@ -160,7 +134,6 @@
             <m:r>
               <w:rPr>
                 <w:rFonts w:ascii="Cambria Math" w:hAnsi="Cambria Math"/>
-                <w:sz w:val="24"/>
                 <w:szCs w:val="28"/>
               </w:rPr>
               <m:t>a</m:t>
@@ -170,7 +143,6 @@
             <m:r>
               <w:rPr>
                 <w:rFonts w:ascii="Cambria Math" w:hAnsi="Cambria Math"/>
-                <w:sz w:val="24"/>
                 <w:szCs w:val="28"/>
                 <w:lang w:val="en-US"/>
               </w:rPr>
@@ -181,7 +153,6 @@
         <m:r>
           <w:rPr>
             <w:rFonts w:ascii="Cambria Math" w:hAnsi="Cambria Math"/>
-            <w:sz w:val="24"/>
             <w:szCs w:val="28"/>
           </w:rPr>
           <m:t>+5</m:t>
@@ -189,8 +160,6 @@
       </m:oMath>
       <w:r>
         <w:rPr>
-          <w:rFonts w:ascii="Cambria Math" w:hAnsi="Cambria Math"/>
-          <w:sz w:val="24"/>
           <w:szCs w:val="28"/>
         </w:rPr>
         <w:t>. Найдите сумму первых 7 её членов.</w:t>
@@ -198,7 +167,7 @@
     </w:p>
     <w:sectPr>
       <w:pgSz w:w="11906" w:h="16838"/>
-      <w:pgMar w:top="1134" w:right="850" w:bottom="1134" w:left="1701" w:header="708" w:footer="708" w:gutter="0"/>
+      <w:pgMar w:top="850" w:right="850" w:bottom="850" w:left="850" w:header="708" w:footer="708" w:gutter="0"/>
       <w:cols w:space="708"/>
       <w:docGrid w:linePitch="360"/>
     </w:sectPr>
@@ -604,6 +573,14 @@
   <w:style w:type="paragraph" w:default="1" w:styleId="a">
     <w:name w:val="Normal"/>
     <w:qFormat/>
+    <w:pPr>
+      <w:spacing w:after="0" w:line="240" w:lineRule="auto"/>
+      <w:jc w:val="both"/>
+    </w:pPr>
+    <w:rPr>
+      <w:rFonts w:ascii="Times New Roman" w:hAnsi="Times New Roman" w:cs="Times New Roman"/>
+      <w:sz w:val="24"/>
+    </w:rPr>
   </w:style>
   <w:style w:type="character" w:default="1" w:styleId="a0">
     <w:name w:val="Default Paragraph Font"/>
